--- a/Evidencing_the_design_and_development_of_a_programme_in_Python[1].docx
+++ b/Evidencing_the_design_and_development_of_a_programme_in_Python[1].docx
@@ -43,6 +43,7 @@
                 <w:right w:val="dashed" w:sz="6" w:space="0" w:color="BBBBBB"/>
               </w:pBdr>
               <w:spacing w:lineRule="auto" w:line="240" w:before="0" w:after="0"/>
+              <w:ind w:hanging="0" w:start="0"/>
               <w:outlineLvl w:val="4"/>
               <w:rPr>
                 <w:rFonts w:ascii="Source Sans Pro" w:hAnsi="Source Sans Pro" w:cs="Tahoma"/>
@@ -112,6 +113,7 @@
                 <w:right w:val="dashed" w:sz="6" w:space="0" w:color="BBBBBB"/>
               </w:pBdr>
               <w:spacing w:lineRule="auto" w:line="240" w:before="0" w:after="0"/>
+              <w:ind w:hanging="0" w:start="0"/>
               <w:outlineLvl w:val="4"/>
               <w:rPr>
                 <w:rFonts w:ascii="Source Sans Pro" w:hAnsi="Source Sans Pro" w:eastAsia="Times New Roman" w:cs="Times New Roman"/>
@@ -370,6 +372,7 @@
                 <w:szCs w:val="21"/>
                 <w:lang w:eastAsia="en-GB"/>
               </w:rPr>
+              <w:t xml:space="preserve">Im making a quiz about coding and progaming it has to difocties for people 15 and under you get 10 questions and 16 and older 20 and you get more points the quicker you are </w:t>
             </w:r>
           </w:p>
         </w:tc>
@@ -532,6 +535,54 @@
               </w:rPr>
             </w:pPr>
             <w:r>
+              <w:drawing>
+                <wp:anchor distT="0" distB="0" distL="0" distR="0" simplePos="0" relativeHeight="15" behindDoc="0" locked="0" layoutInCell="0" allowOverlap="1">
+                  <wp:simplePos x="0" y="0"/>
+                  <wp:positionH relativeFrom="column">
+                    <wp:posOffset>30480</wp:posOffset>
+                  </wp:positionH>
+                  <wp:positionV relativeFrom="paragraph">
+                    <wp:posOffset>24130</wp:posOffset>
+                  </wp:positionV>
+                  <wp:extent cx="9804400" cy="4007485"/>
+                  <wp:effectExtent l="0" t="0" r="0" b="0"/>
+                  <wp:wrapSquare wrapText="largest"/>
+                  <wp:docPr id="1" name="Image4"/>
+                  <wp:cNvGraphicFramePr>
+                    <a:graphicFrameLocks xmlns:a="http://schemas.openxmlformats.org/drawingml/2006/main" noChangeAspect="1"/>
+                  </wp:cNvGraphicFramePr>
+                  <a:graphic xmlns:a="http://schemas.openxmlformats.org/drawingml/2006/main">
+                    <a:graphicData uri="http://schemas.openxmlformats.org/drawingml/2006/picture">
+                      <pic:pic xmlns:pic="http://schemas.openxmlformats.org/drawingml/2006/picture">
+                        <pic:nvPicPr>
+                          <pic:cNvPr id="1" name="Image4"/>
+                          <pic:cNvPicPr>
+                            <a:picLocks noChangeAspect="1" noChangeArrowheads="1"/>
+                          </pic:cNvPicPr>
+                        </pic:nvPicPr>
+                        <pic:blipFill>
+                          <a:blip r:embed="rId2"/>
+                          <a:stretch>
+                            <a:fillRect/>
+                          </a:stretch>
+                        </pic:blipFill>
+                        <pic:spPr bwMode="auto">
+                          <a:xfrm>
+                            <a:off x="0" y="0"/>
+                            <a:ext cx="9804400" cy="4007485"/>
+                          </a:xfrm>
+                          <a:prstGeom prst="rect">
+                            <a:avLst/>
+                          </a:prstGeom>
+                          <a:noFill/>
+                        </pic:spPr>
+                      </pic:pic>
+                    </a:graphicData>
+                  </a:graphic>
+                </wp:anchor>
+              </w:drawing>
+            </w:r>
+            <w:r>
               <w:rPr>
                 <w:rFonts w:eastAsia="Times New Roman" w:cs="Times New Roman" w:ascii="Source Sans Pro" w:hAnsi="Source Sans Pro"/>
                 <w:i/>
@@ -541,6 +592,7 @@
                 <w:szCs w:val="21"/>
                 <w:lang w:eastAsia="en-GB"/>
               </w:rPr>
+              <w:t>This is how it would look when runing it</w:t>
             </w:r>
           </w:p>
         </w:tc>
@@ -691,6 +743,52 @@
                 <w:szCs w:val="21"/>
                 <w:lang w:eastAsia="en-GB"/>
               </w:rPr>
+              <w:drawing>
+                <wp:anchor distT="0" distB="0" distL="0" distR="0" simplePos="0" relativeHeight="16" behindDoc="0" locked="0" layoutInCell="0" allowOverlap="1">
+                  <wp:simplePos x="0" y="0"/>
+                  <wp:positionH relativeFrom="column">
+                    <wp:posOffset>106680</wp:posOffset>
+                  </wp:positionH>
+                  <wp:positionV relativeFrom="paragraph">
+                    <wp:posOffset>15875</wp:posOffset>
+                  </wp:positionV>
+                  <wp:extent cx="9823450" cy="5748020"/>
+                  <wp:effectExtent l="0" t="0" r="0" b="0"/>
+                  <wp:wrapSquare wrapText="largest"/>
+                  <wp:docPr id="2" name="Image6"/>
+                  <wp:cNvGraphicFramePr>
+                    <a:graphicFrameLocks xmlns:a="http://schemas.openxmlformats.org/drawingml/2006/main" noChangeAspect="1"/>
+                  </wp:cNvGraphicFramePr>
+                  <a:graphic xmlns:a="http://schemas.openxmlformats.org/drawingml/2006/main">
+                    <a:graphicData uri="http://schemas.openxmlformats.org/drawingml/2006/picture">
+                      <pic:pic xmlns:pic="http://schemas.openxmlformats.org/drawingml/2006/picture">
+                        <pic:nvPicPr>
+                          <pic:cNvPr id="2" name="Image6"/>
+                          <pic:cNvPicPr>
+                            <a:picLocks noChangeAspect="1" noChangeArrowheads="1"/>
+                          </pic:cNvPicPr>
+                        </pic:nvPicPr>
+                        <pic:blipFill>
+                          <a:blip r:embed="rId3"/>
+                          <a:stretch>
+                            <a:fillRect/>
+                          </a:stretch>
+                        </pic:blipFill>
+                        <pic:spPr bwMode="auto">
+                          <a:xfrm>
+                            <a:off x="0" y="0"/>
+                            <a:ext cx="9823450" cy="5748020"/>
+                          </a:xfrm>
+                          <a:prstGeom prst="rect">
+                            <a:avLst/>
+                          </a:prstGeom>
+                          <a:noFill/>
+                        </pic:spPr>
+                      </pic:pic>
+                    </a:graphicData>
+                  </a:graphic>
+                </wp:anchor>
+              </w:drawing>
             </w:r>
           </w:p>
         </w:tc>
@@ -796,18 +894,18 @@
             </w:pPr>
             <w:r>
               <w:drawing>
-                <wp:anchor distT="0" distB="0" distL="0" distR="0" simplePos="0" relativeHeight="3" behindDoc="0" locked="0" layoutInCell="0" allowOverlap="1">
+                <wp:anchor distT="0" distB="0" distL="0" distR="0" simplePos="0" relativeHeight="13" behindDoc="0" locked="0" layoutInCell="1" allowOverlap="1">
                   <wp:simplePos x="0" y="0"/>
                   <wp:positionH relativeFrom="column">
-                    <wp:posOffset>9525</wp:posOffset>
+                    <wp:posOffset>8890</wp:posOffset>
                   </wp:positionH>
                   <wp:positionV relativeFrom="paragraph">
-                    <wp:posOffset>6985</wp:posOffset>
+                    <wp:posOffset>216535</wp:posOffset>
                   </wp:positionV>
                   <wp:extent cx="9882505" cy="5325745"/>
                   <wp:effectExtent l="0" t="0" r="0" b="0"/>
                   <wp:wrapSquare wrapText="largest"/>
-                  <wp:docPr id="1" name="Image2"/>
+                  <wp:docPr id="3" name="Image2"/>
                   <wp:cNvGraphicFramePr>
                     <a:graphicFrameLocks xmlns:a="http://schemas.openxmlformats.org/drawingml/2006/main" noChangeAspect="1"/>
                   </wp:cNvGraphicFramePr>
@@ -815,13 +913,13 @@
                     <a:graphicData uri="http://schemas.openxmlformats.org/drawingml/2006/picture">
                       <pic:pic xmlns:pic="http://schemas.openxmlformats.org/drawingml/2006/picture">
                         <pic:nvPicPr>
-                          <pic:cNvPr id="1" name="Image2"/>
+                          <pic:cNvPr id="3" name="Image2"/>
                           <pic:cNvPicPr>
                             <a:picLocks noChangeAspect="1" noChangeArrowheads="1"/>
                           </pic:cNvPicPr>
                         </pic:nvPicPr>
                         <pic:blipFill>
-                          <a:blip r:embed="rId2"/>
+                          <a:blip r:embed="rId4"/>
                           <a:stretch>
                             <a:fillRect/>
                           </a:stretch>
@@ -1304,7 +1402,7 @@
             </w:pPr>
             <w:r>
               <w:drawing>
-                <wp:anchor distT="0" distB="0" distL="0" distR="0" simplePos="0" relativeHeight="14" behindDoc="0" locked="0" layoutInCell="0" allowOverlap="1">
+                <wp:anchor distT="0" distB="0" distL="0" distR="0" simplePos="0" relativeHeight="14" behindDoc="0" locked="0" layoutInCell="1" allowOverlap="1">
                   <wp:simplePos x="0" y="0"/>
                   <wp:positionH relativeFrom="column">
                     <wp:align>center</wp:align>
@@ -1315,7 +1413,7 @@
                   <wp:extent cx="9882505" cy="5281930"/>
                   <wp:effectExtent l="0" t="0" r="0" b="0"/>
                   <wp:wrapSquare wrapText="largest"/>
-                  <wp:docPr id="2" name="Image3"/>
+                  <wp:docPr id="4" name="Image3"/>
                   <wp:cNvGraphicFramePr>
                     <a:graphicFrameLocks xmlns:a="http://schemas.openxmlformats.org/drawingml/2006/main" noChangeAspect="1"/>
                   </wp:cNvGraphicFramePr>
@@ -1323,13 +1421,13 @@
                     <a:graphicData uri="http://schemas.openxmlformats.org/drawingml/2006/picture">
                       <pic:pic xmlns:pic="http://schemas.openxmlformats.org/drawingml/2006/picture">
                         <pic:nvPicPr>
-                          <pic:cNvPr id="2" name="Image3"/>
+                          <pic:cNvPr id="4" name="Image3"/>
                           <pic:cNvPicPr>
                             <a:picLocks noChangeAspect="1" noChangeArrowheads="1"/>
                           </pic:cNvPicPr>
                         </pic:nvPicPr>
                         <pic:blipFill>
-                          <a:blip r:embed="rId3"/>
+                          <a:blip r:embed="rId5"/>
                           <a:stretch>
                             <a:fillRect/>
                           </a:stretch>
@@ -1486,6 +1584,54 @@
               </w:rPr>
             </w:pPr>
             <w:r>
+              <w:drawing>
+                <wp:anchor distT="0" distB="0" distL="0" distR="0" simplePos="0" relativeHeight="17" behindDoc="0" locked="0" layoutInCell="0" allowOverlap="1">
+                  <wp:simplePos x="0" y="0"/>
+                  <wp:positionH relativeFrom="column">
+                    <wp:align>center</wp:align>
+                  </wp:positionH>
+                  <wp:positionV relativeFrom="paragraph">
+                    <wp:posOffset>635</wp:posOffset>
+                  </wp:positionV>
+                  <wp:extent cx="9600565" cy="4601845"/>
+                  <wp:effectExtent l="0" t="0" r="0" b="0"/>
+                  <wp:wrapSquare wrapText="largest"/>
+                  <wp:docPr id="5" name="Image7"/>
+                  <wp:cNvGraphicFramePr>
+                    <a:graphicFrameLocks xmlns:a="http://schemas.openxmlformats.org/drawingml/2006/main" noChangeAspect="1"/>
+                  </wp:cNvGraphicFramePr>
+                  <a:graphic xmlns:a="http://schemas.openxmlformats.org/drawingml/2006/main">
+                    <a:graphicData uri="http://schemas.openxmlformats.org/drawingml/2006/picture">
+                      <pic:pic xmlns:pic="http://schemas.openxmlformats.org/drawingml/2006/picture">
+                        <pic:nvPicPr>
+                          <pic:cNvPr id="5" name="Image7"/>
+                          <pic:cNvPicPr>
+                            <a:picLocks noChangeAspect="1" noChangeArrowheads="1"/>
+                          </pic:cNvPicPr>
+                        </pic:nvPicPr>
+                        <pic:blipFill>
+                          <a:blip r:embed="rId6"/>
+                          <a:stretch>
+                            <a:fillRect/>
+                          </a:stretch>
+                        </pic:blipFill>
+                        <pic:spPr bwMode="auto">
+                          <a:xfrm>
+                            <a:off x="0" y="0"/>
+                            <a:ext cx="9600565" cy="4601845"/>
+                          </a:xfrm>
+                          <a:prstGeom prst="rect">
+                            <a:avLst/>
+                          </a:prstGeom>
+                          <a:noFill/>
+                        </pic:spPr>
+                      </pic:pic>
+                    </a:graphicData>
+                  </a:graphic>
+                </wp:anchor>
+              </w:drawing>
+            </w:r>
+            <w:r>
               <w:rPr>
                 <w:rFonts w:eastAsia="Times New Roman" w:cs="Times New Roman" w:ascii="Source Sans Pro" w:hAnsi="Source Sans Pro"/>
                 <w:color w:val="495057"/>
@@ -1493,6 +1639,7 @@
                 <w:szCs w:val="21"/>
                 <w:lang w:eastAsia="en-GB"/>
               </w:rPr>
+              <w:t>What you see when its running and after putting age in</w:t>
             </w:r>
           </w:p>
         </w:tc>
@@ -1690,18 +1837,18 @@
                 <w:lang w:eastAsia="en-GB"/>
               </w:rPr>
               <w:drawing>
-                <wp:anchor distT="0" distB="0" distL="0" distR="0" simplePos="0" relativeHeight="2" behindDoc="0" locked="0" layoutInCell="0" allowOverlap="1">
+                <wp:anchor distT="0" distB="0" distL="0" distR="0" simplePos="0" relativeHeight="12" behindDoc="0" locked="0" layoutInCell="1" allowOverlap="1">
                   <wp:simplePos x="0" y="0"/>
                   <wp:positionH relativeFrom="column">
-                    <wp:align>center</wp:align>
+                    <wp:posOffset>8890</wp:posOffset>
                   </wp:positionH>
                   <wp:positionV relativeFrom="paragraph">
-                    <wp:posOffset>635</wp:posOffset>
+                    <wp:posOffset>38735</wp:posOffset>
                   </wp:positionV>
                   <wp:extent cx="9882505" cy="4674235"/>
                   <wp:effectExtent l="0" t="0" r="0" b="0"/>
                   <wp:wrapSquare wrapText="largest"/>
-                  <wp:docPr id="3" name="Image1"/>
+                  <wp:docPr id="6" name="Image1"/>
                   <wp:cNvGraphicFramePr>
                     <a:graphicFrameLocks xmlns:a="http://schemas.openxmlformats.org/drawingml/2006/main" noChangeAspect="1"/>
                   </wp:cNvGraphicFramePr>
@@ -1709,13 +1856,13 @@
                     <a:graphicData uri="http://schemas.openxmlformats.org/drawingml/2006/picture">
                       <pic:pic xmlns:pic="http://schemas.openxmlformats.org/drawingml/2006/picture">
                         <pic:nvPicPr>
-                          <pic:cNvPr id="3" name="Image1"/>
+                          <pic:cNvPr id="6" name="Image1"/>
                           <pic:cNvPicPr>
                             <a:picLocks noChangeAspect="1" noChangeArrowheads="1"/>
                           </pic:cNvPicPr>
                         </pic:nvPicPr>
                         <pic:blipFill>
-                          <a:blip r:embed="rId4"/>
+                          <a:blip r:embed="rId7"/>
                           <a:stretch>
                             <a:fillRect/>
                           </a:stretch>
@@ -1958,11 +2105,12 @@
       </w:r>
     </w:p>
     <w:sectPr>
-      <w:headerReference w:type="even" r:id="rId5"/>
-      <w:headerReference w:type="default" r:id="rId6"/>
-      <w:headerReference w:type="first" r:id="rId7"/>
-      <w:footerReference w:type="even" r:id="rId8"/>
-      <w:footerReference w:type="first" r:id="rId9"/>
+      <w:headerReference w:type="even" r:id="rId8"/>
+      <w:headerReference w:type="default" r:id="rId9"/>
+      <w:headerReference w:type="first" r:id="rId10"/>
+      <w:footerReference w:type="even" r:id="rId11"/>
+      <w:footerReference w:type="default" r:id="rId12"/>
+      <w:footerReference w:type="first" r:id="rId13"/>
       <w:type w:val="nextPage"/>
       <w:pgSz w:orient="landscape" w:w="16838" w:h="11906"/>
       <w:pgMar w:left="426" w:right="851" w:gutter="0" w:header="708" w:top="1440" w:footer="0" w:bottom="261"/>
@@ -1990,7 +2138,31 @@
 </file>
 
 <file path=word/footer2.xml><?xml version="1.0" encoding="utf-8"?>
-<w:ftr xmlns:o="urn:schemas-microsoft-com:office:office" xmlns:r="http://schemas.openxmlformats.org/officeDocument/2006/relationships" xmlns:v="urn:schemas-microsoft-com:vml" xmlns:w="http://schemas.openxmlformats.org/wordprocessingml/2006/main" xmlns:w10="urn:schemas-microsoft-com:office:word" xmlns:wp="http://schemas.openxmlformats.org/drawingml/2006/wordprocessingDrawing" xmlns:pic="http://schemas.openxmlformats.org/drawingml/2006/picture" xmlns:wps="http://schemas.microsoft.com/office/word/2010/wordprocessingShape" xmlns:wpg="http://schemas.microsoft.com/office/word/2010/wordprocessingGroup" xmlns:mc="http://schemas.openxmlformats.org/markup-compatibility/2006" xmlns:wp14="http://schemas.microsoft.com/office/word/2010/wordprocessingDrawing" xmlns:w14="http://schemas.microsoft.com/office/word/2010/wordml" xmlns:w15="http://schemas.microsoft.com/office/word/2012/wordml" mc:Ignorable="w14 wp14 w15"/>
+<w:ftr xmlns:o="urn:schemas-microsoft-com:office:office" xmlns:r="http://schemas.openxmlformats.org/officeDocument/2006/relationships" xmlns:v="urn:schemas-microsoft-com:vml" xmlns:w="http://schemas.openxmlformats.org/wordprocessingml/2006/main" xmlns:w10="urn:schemas-microsoft-com:office:word" xmlns:wp="http://schemas.openxmlformats.org/drawingml/2006/wordprocessingDrawing" xmlns:pic="http://schemas.openxmlformats.org/drawingml/2006/picture" xmlns:wps="http://schemas.microsoft.com/office/word/2010/wordprocessingShape" xmlns:wpg="http://schemas.microsoft.com/office/word/2010/wordprocessingGroup" xmlns:mc="http://schemas.openxmlformats.org/markup-compatibility/2006" xmlns:wp14="http://schemas.microsoft.com/office/word/2010/wordprocessingDrawing" xmlns:w14="http://schemas.microsoft.com/office/word/2010/wordml" xmlns:w15="http://schemas.microsoft.com/office/word/2012/wordml" mc:Ignorable="w14 wp14 w15">
+  <w:p>
+    <w:pPr>
+      <w:pStyle w:val="Footer"/>
+      <w:rPr/>
+    </w:pPr>
+    <w:r>
+      <w:rPr/>
+    </w:r>
+  </w:p>
+</w:ftr>
+</file>
+
+<file path=word/footer3.xml><?xml version="1.0" encoding="utf-8"?>
+<w:ftr xmlns:o="urn:schemas-microsoft-com:office:office" xmlns:r="http://schemas.openxmlformats.org/officeDocument/2006/relationships" xmlns:v="urn:schemas-microsoft-com:vml" xmlns:w="http://schemas.openxmlformats.org/wordprocessingml/2006/main" xmlns:w10="urn:schemas-microsoft-com:office:word" xmlns:wp="http://schemas.openxmlformats.org/drawingml/2006/wordprocessingDrawing" xmlns:pic="http://schemas.openxmlformats.org/drawingml/2006/picture" xmlns:wps="http://schemas.microsoft.com/office/word/2010/wordprocessingShape" xmlns:wpg="http://schemas.microsoft.com/office/word/2010/wordprocessingGroup" xmlns:mc="http://schemas.openxmlformats.org/markup-compatibility/2006" xmlns:wp14="http://schemas.microsoft.com/office/word/2010/wordprocessingDrawing" xmlns:w14="http://schemas.microsoft.com/office/word/2010/wordml" xmlns:w15="http://schemas.microsoft.com/office/word/2012/wordml" mc:Ignorable="w14 wp14 w15">
+  <w:p>
+    <w:pPr>
+      <w:pStyle w:val="Footer"/>
+      <w:rPr/>
+    </w:pPr>
+    <w:r>
+      <w:rPr/>
+    </w:r>
+  </w:p>
+</w:ftr>
 </file>
 
 <file path=word/header1.xml><?xml version="1.0" encoding="utf-8"?>
@@ -2017,7 +2189,7 @@
     <w:r>
       <w:rPr/>
       <w:drawing>
-        <wp:anchor distT="0" distB="0" distL="0" distR="114300" simplePos="0" relativeHeight="10" behindDoc="0" locked="0" layoutInCell="0" allowOverlap="1">
+        <wp:anchor distT="0" distB="0" distL="0" distR="114300" simplePos="0" relativeHeight="11" behindDoc="0" locked="0" layoutInCell="0" allowOverlap="1">
           <wp:simplePos x="0" y="0"/>
           <wp:positionH relativeFrom="margin">
             <wp:align>left</wp:align>
@@ -2040,7 +2212,7 @@
               <wp:lineTo x="1706" y="4486"/>
             </wp:wrapPolygon>
           </wp:wrapTight>
-          <wp:docPr id="4" name="Picture 1 Copy 1"/>
+          <wp:docPr id="7" name="Picture 1 Copy 1"/>
           <wp:cNvGraphicFramePr>
             <a:graphicFrameLocks xmlns:a="http://schemas.openxmlformats.org/drawingml/2006/main" noChangeAspect="1"/>
           </wp:cNvGraphicFramePr>
@@ -2048,7 +2220,7 @@
             <a:graphicData uri="http://schemas.openxmlformats.org/drawingml/2006/picture">
               <pic:pic xmlns:pic="http://schemas.openxmlformats.org/drawingml/2006/picture">
                 <pic:nvPicPr>
-                  <pic:cNvPr id="4" name="Picture 1 Copy 1"/>
+                  <pic:cNvPr id="7" name="Picture 1 Copy 1"/>
                   <pic:cNvPicPr>
                     <a:picLocks noChangeAspect="1" noChangeArrowheads="1"/>
                   </pic:cNvPicPr>
@@ -2089,7 +2261,7 @@
     <w:r>
       <w:rPr/>
       <w:drawing>
-        <wp:anchor distT="0" distB="0" distL="0" distR="114300" simplePos="0" relativeHeight="10" behindDoc="0" locked="0" layoutInCell="0" allowOverlap="1">
+        <wp:anchor distT="0" distB="0" distL="0" distR="114300" simplePos="0" relativeHeight="11" behindDoc="0" locked="0" layoutInCell="0" allowOverlap="1">
           <wp:simplePos x="0" y="0"/>
           <wp:positionH relativeFrom="margin">
             <wp:align>left</wp:align>
@@ -2112,7 +2284,7 @@
               <wp:lineTo x="1706" y="4486"/>
             </wp:wrapPolygon>
           </wp:wrapTight>
-          <wp:docPr id="5" name="Picture 1 Copy 1"/>
+          <wp:docPr id="8" name="Picture 1 Copy 1"/>
           <wp:cNvGraphicFramePr>
             <a:graphicFrameLocks xmlns:a="http://schemas.openxmlformats.org/drawingml/2006/main" noChangeAspect="1"/>
           </wp:cNvGraphicFramePr>
@@ -2120,7 +2292,7 @@
             <a:graphicData uri="http://schemas.openxmlformats.org/drawingml/2006/picture">
               <pic:pic xmlns:pic="http://schemas.openxmlformats.org/drawingml/2006/picture">
                 <pic:nvPicPr>
-                  <pic:cNvPr id="5" name="Picture 1 Copy 1"/>
+                  <pic:cNvPr id="8" name="Picture 1 Copy 1"/>
                   <pic:cNvPicPr>
                     <a:picLocks noChangeAspect="1" noChangeArrowheads="1"/>
                   </pic:cNvPicPr>
@@ -2551,6 +2723,7 @@
     <w:qFormat/>
     <w:pPr>
       <w:widowControl/>
+      <w:suppressAutoHyphens w:val="true"/>
       <w:bidi w:val="0"/>
       <w:spacing w:lineRule="auto" w:line="259" w:before="0" w:after="160"/>
       <w:jc w:val="start"/>
